--- a/The Dolphins' View of History/chapters/36 - Something Might Be Watching.docx
+++ b/The Dolphins' View of History/chapters/36 - Something Might Be Watching.docx
@@ -18,7 +18,7 @@
           <w:sz w:val="36"/>
           <w:szCs w:val="36"/>
         </w:rPr>
-        <w:t xml:space="preserve">Chapter 36: Something Might Be Watching (Probably Not What You Think)</w:t>
+        <w:t xml:space="preserve">1950 to the 2020s: Something Might Be Watching (Probably Not What You Think)</w:t>
       </w:r>
     </w:p>
     <w:p>

--- a/The Dolphins' View of History/chapters/36 - Something Might Be Watching.docx
+++ b/The Dolphins' View of History/chapters/36 - Something Might Be Watching.docx
@@ -74,15 +74,15 @@
         <w:spacing w:after="200"/>
       </w:pPr>
       <w:r>
-        <w:t xml:space="preserve">Frank Drake convened the field's first conference at the Green Bank Observatory in 1961, a meeting of a handful of scientists that included a young Carl Sagan, who went on to help design the Voyager Golden Record, a phonograph disc carrying images, sounds, and greetings in fifty-five languages, launched into interstellar space in 1977 on the chance that someone, eventually, might play it. The search is a Cold War child in more than just timing: Drake's and Sagan's generation of scientists came of age funding radio astronomy alongside the missile-tracking and satellite programs covered elsewhere in this book, and some of the same government dollars and dishes did double duty listening for Soviet hardware and for anyone else's.</w:t>
-      </w:r>
-    </w:p>
-    <w:p>
-      <w:pPr>
-        <w:spacing w:after="200"/>
-      </w:pPr>
-      <w:r>
-        <w:t xml:space="preserve">Humans have not only listened. In November 1974, scientists at the Arecibo Observatory in Puerto Rico beamed a single deliberate message toward the globular star cluster M13, encoding basic facts about human DNA, the solar system, and the species doing the transmitting, all in binary, aimed at a target roughly 25,000 light-years away specifically because no reply could arrive within any lifetime that sent it — a message its own authors knew perfectly well was written for an audience none of them would live to hear from.</w:t>
+        <w:t xml:space="preserve">Frank Drake convened the field's first conference at the Green Bank Observatory in 1961, a meeting of a handful of scientists that included a young Carl Sagan, who went on to help design the Voyager Golden Record, a phonograph disc carrying images, sounds, and greetings in fifty-five languages, launched into interstellar space in 1977 on the chance that someone, eventually, might play it. The search is a Cold War child in more than just timing: Drake's and Sagan's generation of scientists came of age funding radio astronomy alongside the missile-tracking and satellite programs covered elsewhere in this book, and the same military and government interest in big radio dishes helped pay for the instruments they listened with.</w:t>
+      </w:r>
+    </w:p>
+    <w:p>
+      <w:pPr>
+        <w:spacing w:after="200"/>
+      </w:pPr>
+      <w:r>
+        <w:t xml:space="preserve">Humans have not only listened. In November 1974, scientists at the Arecibo Observatory in Puerto Rico beamed a single deliberate message toward the globular star cluster M13, encoding basic facts about human DNA, the solar system, and the species doing the transmitting, all in binary, aimed at a target roughly 25,000 light-years away, chosen chiefly because it was in the telescope's sky that day. It was meant as a demonstration of the new transmitter rather than a serious attempt at contact; any reply would take some 50,000 years to arrive.</w:t>
       </w:r>
     </w:p>
     <w:p>
@@ -98,7 +98,7 @@
         <w:spacing w:after="200"/>
       </w:pPr>
       <w:r>
-        <w:t xml:space="preserve">More recently, US military encounters with unidentified aerial phenomena, officially acknowledged by the Pentagon starting in 2017 and the subject of congressional hearings in the 2020s, remain, by the government's own public assessments, mostly unexplained instead of confirmed extraterrestrial — a truly open case file, not evidence of visitation.</w:t>
+        <w:t xml:space="preserve">More recently, US military encounters with unidentified aerial phenomena, officially acknowledged by the Pentagon starting in 2017 and the subject of congressional hearings in the 2020s, were reviewed by the Pentagon's own office for the purpose, which reported in 2024 that it had found no evidence of extraterrestrial technology and that most cases it could resolve turned out to be ordinary objects such as balloons, drones, and birds.</w:t>
       </w:r>
     </w:p>
     <w:p>
